--- a/lgtm-presentation/k8s-environment-policies.docx
+++ b/lgtm-presentation/k8s-environment-policies.docx
@@ -111,7 +111,7 @@
         <w:pStyle w:val="Heading2"/>
       </w:pPr>
       <w:r>
-        <w:t>2. Three environments, three risk profiles</w:t>
+        <w:t>2. Risk profiles by environment</w:t>
       </w:r>
     </w:p>
     <w:p>
@@ -1695,7 +1695,7 @@
           <w:color w:val="CC0000"/>
           <w:sz w:val="20"/>
         </w:rPr>
-        <w:t>kubeval</w:t>
+        <w:t>kubeconform</w:t>
       </w:r>
       <w:r>
         <w:t xml:space="preserve"> checks schema, </w:t>
@@ -2511,7 +2511,7 @@
           </w:tcPr>
           <w:p>
             <w:r>
-              <w:t>kubeval, kubeconform</w:t>
+              <w:t>kubeconform v0.8.0</w:t>
             </w:r>
           </w:p>
         </w:tc>
